--- a/docs/Budgets/NUEVOS PRESUPUESTOS PARA IMPRIMIR/Presupuesto fiv ovulos donados ( ovodon).docx
+++ b/docs/Budgets/NUEVOS PRESUPUESTOS PARA IMPRIMIR/Presupuesto fiv ovulos donados ( ovodon).docx
@@ -70,7 +70,7 @@
           <w:highlight w:val="white"/>
           <w:rtl w:val="0"/>
         </w:rPr>
-        <w:t xml:space="preserve"> SORIANO CASTRO YOSI</w:t>
+        <w:t xml:space="preserve"> Paciente de Ejemplo</w:t>
       </w:r>
       <w:r>
         <w:rPr>
